--- a/public/cv/Ayomide-Abilewa-Research-CV.docx
+++ b/public/cv/Ayomide-Abilewa-Research-CV.docx
@@ -4,25 +4,25 @@
   <w:body>
     <w:p>
       <w:pPr>
-        <w:spacing w:after="20"/>
-      </w:pPr>
-      <w:r>
-        <w:rPr>
-          <w:b/>
-          <w:bCs/>
-          <w:sz w:val="38"/>
-          <w:szCs w:val="38"/>
+        <w:spacing w:after="40"/>
+      </w:pPr>
+      <w:r>
+        <w:rPr>
+          <w:b/>
+          <w:bCs/>
+          <w:sz w:val="40"/>
+          <w:szCs w:val="40"/>
         </w:rPr>
         <w:t xml:space="preserve">Ayomide Abilewa</w:t>
       </w:r>
     </w:p>
     <w:p>
       <w:pPr>
-        <w:spacing w:after="60"/>
-      </w:pPr>
-      <w:r>
-        <w:rPr>
-          <w:color w:val="4A443E"/>
+        <w:spacing w:after="80"/>
+      </w:pPr>
+      <w:r>
+        <w:rPr>
+          <w:color w:val="1E5A6B"/>
           <w:sz w:val="20"/>
           <w:szCs w:val="20"/>
         </w:rPr>
@@ -45,9 +45,9 @@
     <w:p>
       <w:pPr>
         <w:pBdr>
-          <w:bottom w:val="single" w:color="8C837A" w:sz="6" w:space="6"/>
+          <w:bottom w:val="single" w:color="1E5A6B" w:sz="10" w:space="6"/>
         </w:pBdr>
-        <w:spacing w:after="120"/>
+        <w:spacing w:after="80"/>
       </w:pPr>
       <w:r>
         <w:rPr>
@@ -61,8 +61,9 @@
     <w:p>
       <w:pPr>
         <w:pStyle w:val="Heading2"/>
+        <w:keepNext/>
         <w:pBdr>
-          <w:bottom w:val="single" w:color="CFC7BD" w:sz="4" w:space="2"/>
+          <w:top w:val="single" w:color="BFD2D8" w:sz="4" w:space="4"/>
         </w:pBdr>
         <w:spacing w:before="220" w:after="60"/>
       </w:pPr>
@@ -70,31 +71,32 @@
         <w:rPr>
           <w:b/>
           <w:bCs/>
-          <w:color w:val="191614"/>
-          <w:spacing w:val="20"/>
-          <w:sz w:val="18"/>
-          <w:szCs w:val="18"/>
+          <w:color w:val="1E5A6B"/>
+          <w:spacing w:val="27"/>
+          <w:sz w:val="17"/>
+          <w:szCs w:val="17"/>
         </w:rPr>
         <w:t xml:space="preserve">RESEARCH PROFILE</w:t>
       </w:r>
     </w:p>
     <w:p>
       <w:pPr>
-        <w:spacing w:after="40" w:line="264"/>
-      </w:pPr>
-      <w:r>
-        <w:rPr>
-          <w:sz w:val="19"/>
-          <w:szCs w:val="19"/>
-        </w:rPr>
-        <w:t xml:space="preserve">Electronic and electrical engineering student at Obafemi Awolowo University, expected 2027, working on measurement and detection under non-ideal conditions. Recent work covers a two-stage cascaded detector that fuses RGB and edge-enhanced models for pipe anomaly identification, a multi-sensor multispectral acquisition node, and control-systems practice on Quanser robotics hardware using MATLAB and Simulink.</w:t>
+        <w:spacing w:after="40" w:line="300"/>
+      </w:pPr>
+      <w:r>
+        <w:rPr>
+          <w:sz w:val="19"/>
+          <w:szCs w:val="19"/>
+        </w:rPr>
+        <w:t xml:space="preserve">Most of the work so far has gone into measurement and detection under non-ideal conditions. Recent projects: a two-stage cascaded detector that fuses RGB and edge-enhanced models for pipe anomaly identification, a multi-sensor multispectral acquisition node, and control-systems practice on Quanser robotics hardware using MATLAB and Simulink.</w:t>
       </w:r>
     </w:p>
     <w:p>
       <w:pPr>
         <w:pStyle w:val="Heading2"/>
+        <w:keepNext/>
         <w:pBdr>
-          <w:bottom w:val="single" w:color="CFC7BD" w:sz="4" w:space="2"/>
+          <w:top w:val="single" w:color="BFD2D8" w:sz="4" w:space="4"/>
         </w:pBdr>
         <w:spacing w:before="220" w:after="60"/>
       </w:pPr>
@@ -102,10 +104,10 @@
         <w:rPr>
           <w:b/>
           <w:bCs/>
-          <w:color w:val="191614"/>
-          <w:spacing w:val="20"/>
-          <w:sz w:val="18"/>
-          <w:szCs w:val="18"/>
+          <w:color w:val="1E5A6B"/>
+          <w:spacing w:val="27"/>
+          <w:sz w:val="17"/>
+          <w:szCs w:val="17"/>
         </w:rPr>
         <w:t xml:space="preserve">EDUCATION</w:t>
       </w:r>
@@ -114,22 +116,22 @@
       <w:pPr>
         <w:keepNext/>
         <w:tabs>
-          <w:tab w:val="right" w:pos="10060"/>
+          <w:tab w:val="right" w:pos="9380"/>
         </w:tabs>
-        <w:spacing w:before="100" w:after="0"/>
-      </w:pPr>
-      <w:r>
-        <w:rPr>
-          <w:b/>
-          <w:bCs/>
-          <w:sz w:val="19"/>
-          <w:szCs w:val="19"/>
+        <w:spacing w:before="120" w:after="0"/>
+      </w:pPr>
+      <w:r>
+        <w:rPr>
+          <w:b/>
+          <w:bCs/>
+          <w:sz w:val="20"/>
+          <w:szCs w:val="20"/>
         </w:rPr>
         <w:t xml:space="preserve">B.Sc. Electronic and Electrical Engineering</w:t>
       </w:r>
       <w:r>
         <w:rPr>
-          <w:color w:val="4A443E"/>
+          <w:color w:val="43403C"/>
           <w:sz w:val="19"/>
           <w:szCs w:val="19"/>
         </w:rPr>
@@ -146,7 +148,7 @@
     </w:p>
     <w:p>
       <w:pPr>
-        <w:spacing w:after="0" w:line="252"/>
+        <w:spacing w:before="20" w:after="0" w:line="264"/>
       </w:pPr>
       <w:r>
         <w:rPr>
@@ -159,7 +161,7 @@
     </w:p>
     <w:p>
       <w:pPr>
-        <w:spacing w:after="0" w:line="252"/>
+        <w:spacing w:before="20" w:after="0" w:line="264"/>
       </w:pPr>
       <w:r>
         <w:rPr>
@@ -173,8 +175,9 @@
     <w:p>
       <w:pPr>
         <w:pStyle w:val="Heading2"/>
+        <w:keepNext/>
         <w:pBdr>
-          <w:bottom w:val="single" w:color="CFC7BD" w:sz="4" w:space="2"/>
+          <w:top w:val="single" w:color="BFD2D8" w:sz="4" w:space="4"/>
         </w:pBdr>
         <w:spacing w:before="220" w:after="60"/>
       </w:pPr>
@@ -182,10 +185,10 @@
         <w:rPr>
           <w:b/>
           <w:bCs/>
-          <w:color w:val="191614"/>
-          <w:spacing w:val="20"/>
-          <w:sz w:val="18"/>
-          <w:szCs w:val="18"/>
+          <w:color w:val="1E5A6B"/>
+          <w:spacing w:val="27"/>
+          <w:sz w:val="17"/>
+          <w:szCs w:val="17"/>
         </w:rPr>
         <w:t xml:space="preserve">RESEARCH INTERESTS</w:t>
       </w:r>
@@ -197,89 +200,90 @@
           <w:ilvl w:val="0"/>
           <w:numId w:val="2"/>
         </w:numPr>
-        <w:spacing w:before="20" w:after="20" w:line="264"/>
-      </w:pPr>
-      <w:r>
-        <w:rPr>
-          <w:sz w:val="19"/>
-          <w:szCs w:val="19"/>
-        </w:rPr>
-        <w:t xml:space="preserve">Detection under degraded conditions. How to keep detection precision steady when lighting, surface condition and viewing angle vary within a single run, instead of tuning for one condition and losing the others.</w:t>
-      </w:r>
-    </w:p>
-    <w:p>
-      <w:pPr>
-        <w:pStyle w:val="ListParagraph"/>
-        <w:numPr>
-          <w:ilvl w:val="0"/>
-          <w:numId w:val="2"/>
-        </w:numPr>
-        <w:spacing w:before="20" w:after="20" w:line="264"/>
-      </w:pPr>
-      <w:r>
-        <w:rPr>
-          <w:sz w:val="19"/>
-          <w:szCs w:val="19"/>
-        </w:rPr>
-        <w:t xml:space="preserve">Measurement and calibration. Turning raw sensor output into a measurement that means something: calibration, separating quantities that are easy to conflate, and the signal standards industry already relies on.</w:t>
-      </w:r>
-    </w:p>
-    <w:p>
-      <w:pPr>
-        <w:pStyle w:val="ListParagraph"/>
-        <w:numPr>
-          <w:ilvl w:val="0"/>
-          <w:numId w:val="2"/>
-        </w:numPr>
-        <w:spacing w:before="20" w:after="20" w:line="264"/>
-      </w:pPr>
-      <w:r>
-        <w:rPr>
-          <w:sz w:val="19"/>
-          <w:szCs w:val="19"/>
-        </w:rPr>
-        <w:t xml:space="preserve">Feedback and control. Closed-loop behaviour on real hardware, from a thermistor-driven PWM loop to PID control on Quanser platforms, where the actuator changes the quantity being measured.</w:t>
-      </w:r>
-    </w:p>
-    <w:p>
-      <w:pPr>
-        <w:pStyle w:val="ListParagraph"/>
-        <w:numPr>
-          <w:ilvl w:val="0"/>
-          <w:numId w:val="2"/>
-        </w:numPr>
-        <w:spacing w:before="20" w:after="20" w:line="264"/>
-      </w:pPr>
-      <w:r>
-        <w:rPr>
-          <w:sz w:val="19"/>
-          <w:szCs w:val="19"/>
-        </w:rPr>
-        <w:t xml:space="preserve">Embedded and real-time vision. Running vision pipelines within real constraints: modest hardware, live video, and the requirement that the system respond now rather than after a batch job.</w:t>
-      </w:r>
-    </w:p>
-    <w:p>
-      <w:pPr>
-        <w:pStyle w:val="ListParagraph"/>
-        <w:numPr>
-          <w:ilvl w:val="0"/>
-          <w:numId w:val="2"/>
-        </w:numPr>
-        <w:spacing w:before="20" w:after="20" w:line="264"/>
-      </w:pPr>
-      <w:r>
-        <w:rPr>
-          <w:sz w:val="19"/>
-          <w:szCs w:val="19"/>
-        </w:rPr>
-        <w:t xml:space="preserve">Systems that degrade rather than fail. Designing explicit fallback behaviour so losing a network, a model or a sensor costs quality instead of function.</w:t>
+        <w:spacing w:before="40" w:after="0" w:line="300"/>
+      </w:pPr>
+      <w:r>
+        <w:rPr>
+          <w:sz w:val="19"/>
+          <w:szCs w:val="19"/>
+        </w:rPr>
+        <w:t xml:space="preserve">Detection under degraded conditions: How to keep detection precision steady when lighting, surface condition and viewing angle vary within a single run, instead of tuning for one condition and losing the others.</w:t>
+      </w:r>
+    </w:p>
+    <w:p>
+      <w:pPr>
+        <w:pStyle w:val="ListParagraph"/>
+        <w:numPr>
+          <w:ilvl w:val="0"/>
+          <w:numId w:val="2"/>
+        </w:numPr>
+        <w:spacing w:before="40" w:after="0" w:line="300"/>
+      </w:pPr>
+      <w:r>
+        <w:rPr>
+          <w:sz w:val="19"/>
+          <w:szCs w:val="19"/>
+        </w:rPr>
+        <w:t xml:space="preserve">Measurement and calibration: Turning raw sensor output into a measurement that means something: calibration, separating quantities that are easy to conflate, and the signal standards industry already relies on.</w:t>
+      </w:r>
+    </w:p>
+    <w:p>
+      <w:pPr>
+        <w:pStyle w:val="ListParagraph"/>
+        <w:numPr>
+          <w:ilvl w:val="0"/>
+          <w:numId w:val="2"/>
+        </w:numPr>
+        <w:spacing w:before="40" w:after="0" w:line="300"/>
+      </w:pPr>
+      <w:r>
+        <w:rPr>
+          <w:sz w:val="19"/>
+          <w:szCs w:val="19"/>
+        </w:rPr>
+        <w:t xml:space="preserve">Feedback and control: Closed-loop behaviour on real hardware, from a thermistor-driven PWM loop to PID control on Quanser platforms, where the actuator changes the quantity being measured.</w:t>
+      </w:r>
+    </w:p>
+    <w:p>
+      <w:pPr>
+        <w:pStyle w:val="ListParagraph"/>
+        <w:numPr>
+          <w:ilvl w:val="0"/>
+          <w:numId w:val="2"/>
+        </w:numPr>
+        <w:spacing w:before="40" w:after="0" w:line="300"/>
+      </w:pPr>
+      <w:r>
+        <w:rPr>
+          <w:sz w:val="19"/>
+          <w:szCs w:val="19"/>
+        </w:rPr>
+        <w:t xml:space="preserve">Embedded and real-time vision: Running vision pipelines within real constraints: modest hardware, live video, and the requirement that the system respond now rather than after a batch job.</w:t>
+      </w:r>
+    </w:p>
+    <w:p>
+      <w:pPr>
+        <w:pStyle w:val="ListParagraph"/>
+        <w:numPr>
+          <w:ilvl w:val="0"/>
+          <w:numId w:val="2"/>
+        </w:numPr>
+        <w:spacing w:before="40" w:after="0" w:line="300"/>
+      </w:pPr>
+      <w:r>
+        <w:rPr>
+          <w:sz w:val="19"/>
+          <w:szCs w:val="19"/>
+        </w:rPr>
+        <w:t xml:space="preserve">Systems that degrade rather than fail: Designing explicit fallback behaviour so losing a network, a model or a sensor costs quality instead of function.</w:t>
       </w:r>
     </w:p>
     <w:p>
       <w:pPr>
         <w:pStyle w:val="Heading2"/>
+        <w:keepNext/>
         <w:pBdr>
-          <w:bottom w:val="single" w:color="CFC7BD" w:sz="4" w:space="2"/>
+          <w:top w:val="single" w:color="BFD2D8" w:sz="4" w:space="4"/>
         </w:pBdr>
         <w:spacing w:before="220" w:after="60"/>
       </w:pPr>
@@ -287,10 +291,10 @@
         <w:rPr>
           <w:b/>
           <w:bCs/>
-          <w:color w:val="191614"/>
-          <w:spacing w:val="20"/>
-          <w:sz w:val="18"/>
-          <w:szCs w:val="18"/>
+          <w:color w:val="1E5A6B"/>
+          <w:spacing w:val="27"/>
+          <w:sz w:val="17"/>
+          <w:szCs w:val="17"/>
         </w:rPr>
         <w:t xml:space="preserve">RESEARCH AND TECHNICAL PROJECTS</w:t>
       </w:r>
@@ -299,22 +303,22 @@
       <w:pPr>
         <w:keepNext/>
         <w:tabs>
-          <w:tab w:val="right" w:pos="10060"/>
+          <w:tab w:val="right" w:pos="9380"/>
         </w:tabs>
-        <w:spacing w:before="100" w:after="0"/>
-      </w:pPr>
-      <w:r>
-        <w:rPr>
-          <w:b/>
-          <w:bCs/>
-          <w:sz w:val="19"/>
-          <w:szCs w:val="19"/>
+        <w:spacing w:before="120" w:after="0"/>
+      </w:pPr>
+      <w:r>
+        <w:rPr>
+          <w:b/>
+          <w:bCs/>
+          <w:sz w:val="20"/>
+          <w:szCs w:val="20"/>
         </w:rPr>
         <w:t xml:space="preserve">Live Video Pipe Anomaly Detection</w:t>
       </w:r>
       <w:r>
         <w:rPr>
-          <w:color w:val="4A443E"/>
+          <w:color w:val="43403C"/>
           <w:sz w:val="19"/>
           <w:szCs w:val="19"/>
         </w:rPr>
@@ -326,17 +330,17 @@
           <w:sz w:val="17"/>
           <w:szCs w:val="17"/>
         </w:rPr>
-        <w:t xml:space="preserve">	2026 – present</w:t>
-      </w:r>
-    </w:p>
-    <w:p>
-      <w:pPr>
-        <w:pStyle w:val="ListParagraph"/>
-        <w:numPr>
-          <w:ilvl w:val="0"/>
-          <w:numId w:val="2"/>
-        </w:numPr>
-        <w:spacing w:before="20" w:after="20" w:line="264"/>
+        <w:t xml:space="preserve">	2026–Present</w:t>
+      </w:r>
+    </w:p>
+    <w:p>
+      <w:pPr>
+        <w:pStyle w:val="ListParagraph"/>
+        <w:numPr>
+          <w:ilvl w:val="0"/>
+          <w:numId w:val="2"/>
+        </w:numPr>
+        <w:spacing w:before="40" w:after="0" w:line="300"/>
       </w:pPr>
       <w:r>
         <w:rPr>
@@ -353,36 +357,36 @@
           <w:ilvl w:val="0"/>
           <w:numId w:val="2"/>
         </w:numPr>
-        <w:spacing w:before="20" w:after="20" w:line="264"/>
-      </w:pPr>
-      <w:r>
-        <w:rPr>
-          <w:sz w:val="19"/>
-          <w:szCs w:val="19"/>
-        </w:rPr>
-        <w:t xml:space="preserve">Built a parallel ensemble of RGB and edge-enhanced YOLO models merged with Weighted Boxes Fusion to improve precision across varied lighting and surface conditions.</w:t>
+        <w:spacing w:before="40" w:after="0" w:line="300"/>
+      </w:pPr>
+      <w:r>
+        <w:rPr>
+          <w:sz w:val="19"/>
+          <w:szCs w:val="19"/>
+        </w:rPr>
+        <w:t xml:space="preserve">Assembled a parallel ensemble of RGB and edge-enhanced YOLO models merged with Weighted Boxes Fusion to improve precision across varied lighting and surface conditions.</w:t>
       </w:r>
     </w:p>
     <w:p>
       <w:pPr>
         <w:keepNext/>
         <w:tabs>
-          <w:tab w:val="right" w:pos="10060"/>
+          <w:tab w:val="right" w:pos="9380"/>
         </w:tabs>
-        <w:spacing w:before="100" w:after="0"/>
-      </w:pPr>
-      <w:r>
-        <w:rPr>
-          <w:b/>
-          <w:bCs/>
-          <w:sz w:val="19"/>
-          <w:szCs w:val="19"/>
+        <w:spacing w:before="120" w:after="0"/>
+      </w:pPr>
+      <w:r>
+        <w:rPr>
+          <w:b/>
+          <w:bCs/>
+          <w:sz w:val="20"/>
+          <w:szCs w:val="20"/>
         </w:rPr>
         <w:t xml:space="preserve">Multispectral Acquisition Device for Hydroponics</w:t>
       </w:r>
       <w:r>
         <w:rPr>
-          <w:color w:val="4A443E"/>
+          <w:color w:val="43403C"/>
           <w:sz w:val="19"/>
           <w:szCs w:val="19"/>
         </w:rPr>
@@ -404,7 +408,7 @@
           <w:ilvl w:val="0"/>
           <w:numId w:val="2"/>
         </w:numPr>
-        <w:spacing w:before="20" w:after="20" w:line="264"/>
+        <w:spacing w:before="40" w:after="0" w:line="300"/>
       </w:pPr>
       <w:r>
         <w:rPr>
@@ -421,7 +425,7 @@
           <w:ilvl w:val="0"/>
           <w:numId w:val="2"/>
         </w:numPr>
-        <w:spacing w:before="20" w:after="20" w:line="264"/>
+        <w:spacing w:before="40" w:after="0" w:line="300"/>
       </w:pPr>
       <w:r>
         <w:rPr>
@@ -435,22 +439,22 @@
       <w:pPr>
         <w:keepNext/>
         <w:tabs>
-          <w:tab w:val="right" w:pos="10060"/>
+          <w:tab w:val="right" w:pos="9380"/>
         </w:tabs>
-        <w:spacing w:before="100" w:after="0"/>
-      </w:pPr>
-      <w:r>
-        <w:rPr>
-          <w:b/>
-          <w:bCs/>
-          <w:sz w:val="19"/>
-          <w:szCs w:val="19"/>
+        <w:spacing w:before="120" w:after="0"/>
+      </w:pPr>
+      <w:r>
+        <w:rPr>
+          <w:b/>
+          <w:bCs/>
+          <w:sz w:val="20"/>
+          <w:szCs w:val="20"/>
         </w:rPr>
         <w:t xml:space="preserve">AI-Powered Smart Attendance System</w:t>
       </w:r>
       <w:r>
         <w:rPr>
-          <w:color w:val="4A443E"/>
+          <w:color w:val="43403C"/>
           <w:sz w:val="19"/>
           <w:szCs w:val="19"/>
         </w:rPr>
@@ -462,34 +466,34 @@
           <w:sz w:val="17"/>
           <w:szCs w:val="17"/>
         </w:rPr>
-        <w:t xml:space="preserve">	Feb – Mar 2026</w:t>
-      </w:r>
-    </w:p>
-    <w:p>
-      <w:pPr>
-        <w:pStyle w:val="ListParagraph"/>
-        <w:numPr>
-          <w:ilvl w:val="0"/>
-          <w:numId w:val="2"/>
-        </w:numPr>
-        <w:spacing w:before="20" w:after="20" w:line="264"/>
-      </w:pPr>
-      <w:r>
-        <w:rPr>
-          <w:sz w:val="19"/>
-          <w:szCs w:val="19"/>
-        </w:rPr>
-        <w:t xml:space="preserve">Built an AI-powered attendance system using YuNet face detection and SFace recognition with cosine similarity matching, delivering the computer-vision pipeline and a Flask REST API backend.</w:t>
-      </w:r>
-    </w:p>
-    <w:p>
-      <w:pPr>
-        <w:pStyle w:val="ListParagraph"/>
-        <w:numPr>
-          <w:ilvl w:val="0"/>
-          <w:numId w:val="2"/>
-        </w:numPr>
-        <w:spacing w:before="20" w:after="20" w:line="264"/>
+        <w:t xml:space="preserve">	Feb–Mar 2026</w:t>
+      </w:r>
+    </w:p>
+    <w:p>
+      <w:pPr>
+        <w:pStyle w:val="ListParagraph"/>
+        <w:numPr>
+          <w:ilvl w:val="0"/>
+          <w:numId w:val="2"/>
+        </w:numPr>
+        <w:spacing w:before="40" w:after="0" w:line="300"/>
+      </w:pPr>
+      <w:r>
+        <w:rPr>
+          <w:sz w:val="19"/>
+          <w:szCs w:val="19"/>
+        </w:rPr>
+        <w:t xml:space="preserve">Owned the computer-vision pipeline and Flask REST API backend for an AI-powered attendance system using YuNet face detection and SFace recognition with cosine similarity matching.</w:t>
+      </w:r>
+    </w:p>
+    <w:p>
+      <w:pPr>
+        <w:pStyle w:val="ListParagraph"/>
+        <w:numPr>
+          <w:ilvl w:val="0"/>
+          <w:numId w:val="2"/>
+        </w:numPr>
+        <w:spacing w:before="40" w:after="0" w:line="300"/>
       </w:pPr>
       <w:r>
         <w:rPr>
@@ -506,7 +510,7 @@
           <w:ilvl w:val="0"/>
           <w:numId w:val="2"/>
         </w:numPr>
-        <w:spacing w:before="20" w:after="20" w:line="264"/>
+        <w:spacing w:before="40" w:after="0" w:line="300"/>
       </w:pPr>
       <w:r>
         <w:rPr>
@@ -518,7 +522,7 @@
     </w:p>
     <w:p>
       <w:pPr>
-        <w:spacing w:after="0" w:line="252"/>
+        <w:spacing w:before="20" w:after="0" w:line="264"/>
       </w:pPr>
       <w:r>
         <w:rPr>
@@ -533,22 +537,22 @@
       <w:pPr>
         <w:keepNext/>
         <w:tabs>
-          <w:tab w:val="right" w:pos="10060"/>
+          <w:tab w:val="right" w:pos="9380"/>
         </w:tabs>
-        <w:spacing w:before="100" w:after="0"/>
-      </w:pPr>
-      <w:r>
-        <w:rPr>
-          <w:b/>
-          <w:bCs/>
-          <w:sz w:val="19"/>
-          <w:szCs w:val="19"/>
+        <w:spacing w:before="120" w:after="0"/>
+      </w:pPr>
+      <w:r>
+        <w:rPr>
+          <w:b/>
+          <w:bCs/>
+          <w:sz w:val="20"/>
+          <w:szCs w:val="20"/>
         </w:rPr>
         <w:t xml:space="preserve">Smart Temperature-Controlled Fan</w:t>
       </w:r>
       <w:r>
         <w:rPr>
-          <w:color w:val="4A443E"/>
+          <w:color w:val="43403C"/>
           <w:sz w:val="19"/>
           <w:szCs w:val="19"/>
         </w:rPr>
@@ -570,7 +574,7 @@
           <w:ilvl w:val="0"/>
           <w:numId w:val="2"/>
         </w:numPr>
-        <w:spacing w:before="20" w:after="20" w:line="264"/>
+        <w:spacing w:before="40" w:after="0" w:line="300"/>
       </w:pPr>
       <w:r>
         <w:rPr>
@@ -583,8 +587,9 @@
     <w:p>
       <w:pPr>
         <w:pStyle w:val="Heading2"/>
+        <w:keepNext/>
         <w:pBdr>
-          <w:bottom w:val="single" w:color="CFC7BD" w:sz="4" w:space="2"/>
+          <w:top w:val="single" w:color="BFD2D8" w:sz="4" w:space="4"/>
         </w:pBdr>
         <w:spacing w:before="220" w:after="60"/>
       </w:pPr>
@@ -592,10 +597,10 @@
         <w:rPr>
           <w:b/>
           <w:bCs/>
-          <w:color w:val="191614"/>
-          <w:spacing w:val="20"/>
-          <w:sz w:val="18"/>
-          <w:szCs w:val="18"/>
+          <w:color w:val="1E5A6B"/>
+          <w:spacing w:val="27"/>
+          <w:sz w:val="17"/>
+          <w:szCs w:val="17"/>
         </w:rPr>
         <w:t xml:space="preserve">RESEARCH AND ENGINEERING EXPERIENCE</w:t>
       </w:r>
@@ -604,22 +609,22 @@
       <w:pPr>
         <w:keepNext/>
         <w:tabs>
-          <w:tab w:val="right" w:pos="10060"/>
+          <w:tab w:val="right" w:pos="9380"/>
         </w:tabs>
-        <w:spacing w:before="100" w:after="0"/>
-      </w:pPr>
-      <w:r>
-        <w:rPr>
-          <w:b/>
-          <w:bCs/>
-          <w:sz w:val="19"/>
-          <w:szCs w:val="19"/>
+        <w:spacing w:before="120" w:after="0"/>
+      </w:pPr>
+      <w:r>
+        <w:rPr>
+          <w:b/>
+          <w:bCs/>
+          <w:sz w:val="20"/>
+          <w:szCs w:val="20"/>
         </w:rPr>
         <w:t xml:space="preserve">Research and Development Intern (SIWES)</w:t>
       </w:r>
       <w:r>
         <w:rPr>
-          <w:color w:val="4A443E"/>
+          <w:color w:val="43403C"/>
           <w:sz w:val="19"/>
           <w:szCs w:val="19"/>
         </w:rPr>
@@ -636,7 +641,7 @@
     </w:p>
     <w:p>
       <w:pPr>
-        <w:spacing w:after="0" w:line="252"/>
+        <w:spacing w:before="20" w:after="0" w:line="264"/>
       </w:pPr>
       <w:r>
         <w:rPr>
@@ -654,7 +659,7 @@
           <w:ilvl w:val="0"/>
           <w:numId w:val="2"/>
         </w:numPr>
-        <w:spacing w:before="20" w:after="20" w:line="264"/>
+        <w:spacing w:before="40" w:after="0" w:line="300"/>
       </w:pPr>
       <w:r>
         <w:rPr>
@@ -671,7 +676,7 @@
           <w:ilvl w:val="0"/>
           <w:numId w:val="2"/>
         </w:numPr>
-        <w:spacing w:before="20" w:after="20" w:line="264"/>
+        <w:spacing w:before="40" w:after="0" w:line="300"/>
       </w:pPr>
       <w:r>
         <w:rPr>
@@ -688,7 +693,7 @@
           <w:ilvl w:val="0"/>
           <w:numId w:val="2"/>
         </w:numPr>
-        <w:spacing w:before="20" w:after="20" w:line="264"/>
+        <w:spacing w:before="40" w:after="0" w:line="300"/>
       </w:pPr>
       <w:r>
         <w:rPr>
@@ -702,22 +707,22 @@
       <w:pPr>
         <w:keepNext/>
         <w:tabs>
-          <w:tab w:val="right" w:pos="10060"/>
+          <w:tab w:val="right" w:pos="9380"/>
         </w:tabs>
-        <w:spacing w:before="100" w:after="0"/>
-      </w:pPr>
-      <w:r>
-        <w:rPr>
-          <w:b/>
-          <w:bCs/>
-          <w:sz w:val="19"/>
-          <w:szCs w:val="19"/>
+        <w:spacing w:before="120" w:after="0"/>
+      </w:pPr>
+      <w:r>
+        <w:rPr>
+          <w:b/>
+          <w:bCs/>
+          <w:sz w:val="20"/>
+          <w:szCs w:val="20"/>
         </w:rPr>
         <w:t xml:space="preserve">Facilities Engineering Management Intern (SIWES)</w:t>
       </w:r>
       <w:r>
         <w:rPr>
-          <w:color w:val="4A443E"/>
+          <w:color w:val="43403C"/>
           <w:sz w:val="19"/>
           <w:szCs w:val="19"/>
         </w:rPr>
@@ -734,7 +739,7 @@
     </w:p>
     <w:p>
       <w:pPr>
-        <w:spacing w:after="0" w:line="252"/>
+        <w:spacing w:before="20" w:after="0" w:line="264"/>
       </w:pPr>
       <w:r>
         <w:rPr>
@@ -752,7 +757,7 @@
           <w:ilvl w:val="0"/>
           <w:numId w:val="2"/>
         </w:numPr>
-        <w:spacing w:before="20" w:after="20" w:line="264"/>
+        <w:spacing w:before="40" w:after="0" w:line="300"/>
       </w:pPr>
       <w:r>
         <w:rPr>
@@ -769,7 +774,7 @@
           <w:ilvl w:val="0"/>
           <w:numId w:val="2"/>
         </w:numPr>
-        <w:spacing w:before="20" w:after="20" w:line="264"/>
+        <w:spacing w:before="40" w:after="0" w:line="300"/>
       </w:pPr>
       <w:r>
         <w:rPr>
@@ -783,22 +788,22 @@
       <w:pPr>
         <w:keepNext/>
         <w:tabs>
-          <w:tab w:val="right" w:pos="10060"/>
+          <w:tab w:val="right" w:pos="9380"/>
         </w:tabs>
-        <w:spacing w:before="100" w:after="0"/>
-      </w:pPr>
-      <w:r>
-        <w:rPr>
-          <w:b/>
-          <w:bCs/>
-          <w:sz w:val="19"/>
-          <w:szCs w:val="19"/>
+        <w:spacing w:before="120" w:after="0"/>
+      </w:pPr>
+      <w:r>
+        <w:rPr>
+          <w:b/>
+          <w:bCs/>
+          <w:sz w:val="20"/>
+          <w:szCs w:val="20"/>
         </w:rPr>
         <w:t xml:space="preserve">Embedded Systems and EEE Tutor</w:t>
       </w:r>
       <w:r>
         <w:rPr>
-          <w:color w:val="4A443E"/>
+          <w:color w:val="43403C"/>
           <w:sz w:val="19"/>
           <w:szCs w:val="19"/>
         </w:rPr>
@@ -815,7 +820,7 @@
     </w:p>
     <w:p>
       <w:pPr>
-        <w:spacing w:after="0" w:line="252"/>
+        <w:spacing w:before="20" w:after="0" w:line="264"/>
       </w:pPr>
       <w:r>
         <w:rPr>
@@ -829,8 +834,9 @@
     <w:p>
       <w:pPr>
         <w:pStyle w:val="Heading2"/>
+        <w:keepNext/>
         <w:pBdr>
-          <w:bottom w:val="single" w:color="CFC7BD" w:sz="4" w:space="2"/>
+          <w:top w:val="single" w:color="BFD2D8" w:sz="4" w:space="4"/>
         </w:pBdr>
         <w:spacing w:before="220" w:after="60"/>
       </w:pPr>
@@ -838,17 +844,17 @@
         <w:rPr>
           <w:b/>
           <w:bCs/>
-          <w:color w:val="191614"/>
-          <w:spacing w:val="20"/>
-          <w:sz w:val="18"/>
-          <w:szCs w:val="18"/>
+          <w:color w:val="1E5A6B"/>
+          <w:spacing w:val="27"/>
+          <w:sz w:val="17"/>
+          <w:szCs w:val="17"/>
         </w:rPr>
         <w:t xml:space="preserve">TECHNICAL SKILLS</w:t>
       </w:r>
     </w:p>
     <w:p>
       <w:pPr>
-        <w:spacing w:after="40" w:line="264"/>
+        <w:spacing w:after="40" w:line="300"/>
       </w:pPr>
       <w:r>
         <w:rPr>
@@ -860,43 +866,43 @@
     </w:p>
     <w:p>
       <w:pPr>
-        <w:spacing w:after="40" w:line="264"/>
-      </w:pPr>
-      <w:r>
-        <w:rPr>
-          <w:sz w:val="19"/>
-          <w:szCs w:val="19"/>
-        </w:rPr>
-        <w:t xml:space="preserve">Embedded &amp; Hardware: Arduino, ESP32, STM32, Raspberry Pi, FPGA, I2C / SPI / UART, Sensor integration</w:t>
-      </w:r>
-    </w:p>
-    <w:p>
-      <w:pPr>
-        <w:spacing w:after="40" w:line="264"/>
-      </w:pPr>
-      <w:r>
-        <w:rPr>
-          <w:sz w:val="19"/>
-          <w:szCs w:val="19"/>
-        </w:rPr>
-        <w:t xml:space="preserve">AI &amp; Machine Learning: YOLOv8/v11, OpenCV, TensorFlow (fundamentals), PyTorch (fundamentals), Weighted Boxes Fusion</w:t>
-      </w:r>
-    </w:p>
-    <w:p>
-      <w:pPr>
-        <w:spacing w:after="40" w:line="264"/>
-      </w:pPr>
-      <w:r>
-        <w:rPr>
-          <w:sz w:val="19"/>
-          <w:szCs w:val="19"/>
-        </w:rPr>
-        <w:t xml:space="preserve">Instrumentation &amp; Control: P&amp;ID interpretation, PID control loops, Pneumatic systems, I/P converters, 4–20 mA and 3–15 PSI standards</w:t>
-      </w:r>
-    </w:p>
-    <w:p>
-      <w:pPr>
-        <w:spacing w:after="40" w:line="264"/>
+        <w:spacing w:after="40" w:line="300"/>
+      </w:pPr>
+      <w:r>
+        <w:rPr>
+          <w:sz w:val="19"/>
+          <w:szCs w:val="19"/>
+        </w:rPr>
+        <w:t xml:space="preserve">Embedded and Hardware: Arduino, ESP32, STM32, Raspberry Pi, FPGA, I2C / SPI / UART, Sensor integration</w:t>
+      </w:r>
+    </w:p>
+    <w:p>
+      <w:pPr>
+        <w:spacing w:after="40" w:line="300"/>
+      </w:pPr>
+      <w:r>
+        <w:rPr>
+          <w:sz w:val="19"/>
+          <w:szCs w:val="19"/>
+        </w:rPr>
+        <w:t xml:space="preserve">AI and Machine Learning: YOLOv8/v11, OpenCV, TensorFlow (fundamentals), PyTorch (fundamentals), Weighted Boxes Fusion</w:t>
+      </w:r>
+    </w:p>
+    <w:p>
+      <w:pPr>
+        <w:spacing w:after="40" w:line="300"/>
+      </w:pPr>
+      <w:r>
+        <w:rPr>
+          <w:sz w:val="19"/>
+          <w:szCs w:val="19"/>
+        </w:rPr>
+        <w:t xml:space="preserve">Instrumentation and Control: P&amp;ID interpretation, PID control loops, Pneumatic systems, I/P converters, 4–20 mA and 3–15 PSI standards</w:t>
+      </w:r>
+    </w:p>
+    <w:p>
+      <w:pPr>
+        <w:spacing w:after="40" w:line="300"/>
       </w:pPr>
       <w:r>
         <w:rPr>
@@ -909,8 +915,9 @@
     <w:p>
       <w:pPr>
         <w:pStyle w:val="Heading2"/>
+        <w:keepNext/>
         <w:pBdr>
-          <w:bottom w:val="single" w:color="CFC7BD" w:sz="4" w:space="2"/>
+          <w:top w:val="single" w:color="BFD2D8" w:sz="4" w:space="4"/>
         </w:pBdr>
         <w:spacing w:before="220" w:after="60"/>
       </w:pPr>
@@ -918,53 +925,88 @@
         <w:rPr>
           <w:b/>
           <w:bCs/>
-          <w:color w:val="191614"/>
-          <w:spacing w:val="20"/>
-          <w:sz w:val="18"/>
-          <w:szCs w:val="18"/>
+          <w:color w:val="1E5A6B"/>
+          <w:spacing w:val="27"/>
+          <w:sz w:val="17"/>
+          <w:szCs w:val="17"/>
         </w:rPr>
         <w:t xml:space="preserve">TRAINING AND CERTIFICATIONS</w:t>
       </w:r>
     </w:p>
     <w:p>
       <w:pPr>
-        <w:pStyle w:val="ListParagraph"/>
-        <w:numPr>
-          <w:ilvl w:val="0"/>
-          <w:numId w:val="2"/>
-        </w:numPr>
-        <w:spacing w:before="20" w:after="20" w:line="264"/>
-      </w:pPr>
-      <w:r>
-        <w:rPr>
-          <w:sz w:val="19"/>
-          <w:szCs w:val="19"/>
-        </w:rPr>
-        <w:t xml:space="preserve">FPGA Design and HDL/Verilog Workshop (SWEP). Faculty of Engineering, Obafemi Awolowo University, 2024.</w:t>
-      </w:r>
-    </w:p>
-    <w:p>
-      <w:pPr>
-        <w:pStyle w:val="ListParagraph"/>
-        <w:numPr>
-          <w:ilvl w:val="0"/>
-          <w:numId w:val="2"/>
-        </w:numPr>
-        <w:spacing w:before="20" w:after="20" w:line="264"/>
-      </w:pPr>
-      <w:r>
-        <w:rPr>
-          <w:sz w:val="19"/>
-          <w:szCs w:val="19"/>
-        </w:rPr>
-        <w:t xml:space="preserve">Robotics Lab Orientation and Operations. ACE Quanser Lab, Obafemi Awolowo University, 2024.</w:t>
+        <w:keepNext w:val="false"/>
+        <w:tabs>
+          <w:tab w:val="right" w:pos="9380"/>
+        </w:tabs>
+        <w:spacing w:before="60" w:after="0"/>
+      </w:pPr>
+      <w:r>
+        <w:rPr>
+          <w:b/>
+          <w:bCs/>
+          <w:sz w:val="20"/>
+          <w:szCs w:val="20"/>
+        </w:rPr>
+        <w:t xml:space="preserve">FPGA Design and HDL/Verilog Workshop (SWEP)</w:t>
+      </w:r>
+      <w:r>
+        <w:rPr>
+          <w:color w:val="43403C"/>
+          <w:sz w:val="19"/>
+          <w:szCs w:val="19"/>
+        </w:rPr>
+        <w:t xml:space="preserve"> · Faculty of Engineering, Obafemi Awolowo University</w:t>
+      </w:r>
+      <w:r>
+        <w:rPr>
+          <w:color w:val="6B635A"/>
+          <w:sz w:val="17"/>
+          <w:szCs w:val="17"/>
+        </w:rPr>
+        <w:t xml:space="preserve">	2024</w:t>
+      </w:r>
+    </w:p>
+    <w:p>
+      <w:pPr>
+        <w:keepNext w:val="false"/>
+        <w:tabs>
+          <w:tab w:val="right" w:pos="9380"/>
+        </w:tabs>
+        <w:spacing w:before="60" w:after="0"/>
+      </w:pPr>
+      <w:r>
+        <w:rPr>
+          <w:b/>
+          <w:bCs/>
+          <w:sz w:val="20"/>
+          <w:szCs w:val="20"/>
+        </w:rPr>
+        <w:t xml:space="preserve">Robotics Lab Orientation and Operations</w:t>
+      </w:r>
+      <w:r>
+        <w:rPr>
+          <w:color w:val="43403C"/>
+          <w:sz w:val="19"/>
+          <w:szCs w:val="19"/>
+        </w:rPr>
+        <w:t xml:space="preserve"> · ACE Quanser Lab, Obafemi Awolowo University</w:t>
+      </w:r>
+      <w:r>
+        <w:rPr>
+          <w:color w:val="6B635A"/>
+          <w:sz w:val="17"/>
+          <w:szCs w:val="17"/>
+        </w:rPr>
+        <w:t xml:space="preserve">	2024</w:t>
       </w:r>
     </w:p>
     <w:p>
       <w:pPr>
         <w:pStyle w:val="Heading2"/>
+        <w:keepNext/>
         <w:pBdr>
-          <w:bottom w:val="single" w:color="CFC7BD" w:sz="4" w:space="2"/>
+          <w:top w:val="single" w:color="BFD2D8" w:sz="4" w:space="4"/>
         </w:pBdr>
         <w:spacing w:before="220" w:after="60"/>
       </w:pPr>
@@ -972,10 +1014,10 @@
         <w:rPr>
           <w:b/>
           <w:bCs/>
-          <w:color w:val="191614"/>
-          <w:spacing w:val="20"/>
-          <w:sz w:val="18"/>
-          <w:szCs w:val="18"/>
+          <w:color w:val="1E5A6B"/>
+          <w:spacing w:val="27"/>
+          <w:sz w:val="17"/>
+          <w:szCs w:val="17"/>
         </w:rPr>
         <w:t xml:space="preserve">TEACHING AND ACADEMIC SERVICE</w:t>
       </w:r>
@@ -984,22 +1026,22 @@
       <w:pPr>
         <w:keepNext/>
         <w:tabs>
-          <w:tab w:val="right" w:pos="10060"/>
+          <w:tab w:val="right" w:pos="9380"/>
         </w:tabs>
-        <w:spacing w:before="100" w:after="0"/>
-      </w:pPr>
-      <w:r>
-        <w:rPr>
-          <w:b/>
-          <w:bCs/>
-          <w:sz w:val="19"/>
-          <w:szCs w:val="19"/>
+        <w:spacing w:before="120" w:after="0"/>
+      </w:pPr>
+      <w:r>
+        <w:rPr>
+          <w:b/>
+          <w:bCs/>
+          <w:sz w:val="20"/>
+          <w:szCs w:val="20"/>
         </w:rPr>
         <w:t xml:space="preserve">SPAW Project Lead and Syllabus Team Lead</w:t>
       </w:r>
       <w:r>
         <w:rPr>
-          <w:color w:val="4A443E"/>
+          <w:color w:val="43403C"/>
           <w:sz w:val="19"/>
           <w:szCs w:val="19"/>
         </w:rPr>
@@ -1021,7 +1063,7 @@
           <w:ilvl w:val="0"/>
           <w:numId w:val="2"/>
         </w:numPr>
-        <w:spacing w:before="20" w:after="20" w:line="264"/>
+        <w:spacing w:before="40" w:after="0" w:line="300"/>
       </w:pPr>
       <w:r>
         <w:rPr>
@@ -1032,8 +1074,9 @@
       </w:r>
     </w:p>
     <w:sectPr>
+      <w:footerReference w:type="default" r:id="rId6"/>
       <w:pgSz w:w="11906" w:h="16838" w:orient="portrait"/>
-      <w:pgMar w:top="920" w:right="920" w:bottom="920" w:left="920" w:header="708" w:footer="708" w:gutter="0"/>
+      <w:pgMar w:top="920" w:right="1440" w:bottom="800" w:left="1080" w:header="708" w:footer="708" w:gutter="0"/>
       <w:pgNumType/>
       <w:docGrid w:linePitch="360"/>
     </w:sectPr>
@@ -1043,6 +1086,54 @@
 
 <file path=word/comments.xml><?xml version="1.0" encoding="utf-8"?>
 <w:comments xmlns:cx="http://schemas.microsoft.com/office/drawing/2014/chartex" xmlns:cx1="http://schemas.microsoft.com/office/drawing/2015/9/8/chartex" xmlns:cx2="http://schemas.microsoft.com/office/drawing/2015/10/21/chartex" xmlns:cx3="http://schemas.microsoft.com/office/drawing/2016/5/9/chartex" xmlns:cx4="http://schemas.microsoft.com/office/drawing/2016/5/10/chartex" xmlns:cx5="http://schemas.microsoft.com/office/drawing/2016/5/11/chartex" xmlns:cx6="http://schemas.microsoft.com/office/drawing/2016/5/12/chartex" xmlns:cx7="http://schemas.microsoft.com/office/drawing/2016/5/13/chartex" xmlns:cx8="http://schemas.microsoft.com/office/drawing/2016/5/14/chartex" xmlns:mc="http://schemas.openxmlformats.org/markup-compatibility/2006" xmlns:aink="http://schemas.microsoft.com/office/drawing/2016/ink" xmlns:am3d="http://schemas.microsoft.com/office/drawing/2017/model3d" xmlns:o="urn:schemas-microsoft-com:office:office" xmlns:r="http://schemas.openxmlformats.org/officeDocument/2006/relationships" xmlns:m="http://schemas.openxmlformats.org/officeDocument/2006/math" xmlns:v="urn:schemas-microsoft-com:vml" xmlns:wp14="http://schemas.microsoft.com/office/word/2010/wordprocessingDrawing" xmlns:wp="http://schemas.openxmlformats.org/drawingml/2006/wordprocessingDrawing" xmlns:w10="urn:schemas-microsoft-com:office:word" xmlns:w="http://schemas.openxmlformats.org/wordprocessingml/2006/main" xmlns:w14="http://schemas.microsoft.com/office/word/2010/wordml" xmlns:w15="http://schemas.microsoft.com/office/word/2012/wordml" xmlns:w16cex="http://schemas.microsoft.com/office/word/2018/wordml/cex" xmlns:w16cid="http://schemas.microsoft.com/office/word/2016/wordml/cid" xmlns:w16="http://schemas.microsoft.com/office/word/2018/wordml" xmlns:w16sdtdh="http://schemas.microsoft.com/office/word/2020/wordml/sdtdatahash" xmlns:w16se="http://schemas.microsoft.com/office/word/2015/wordml/symex" xmlns:wpg="http://schemas.microsoft.com/office/word/2010/wordprocessingGroup" xmlns:wpi="http://schemas.microsoft.com/office/word/2010/wordprocessingInk" xmlns:wne="http://schemas.microsoft.com/office/word/2006/wordml" xmlns:wps="http://schemas.microsoft.com/office/word/2010/wordprocessingShape"/>
+</file>
+
+<file path=word/footer1.xml><?xml version="1.0" encoding="utf-8"?>
+<w:ftr xmlns:wpc="http://schemas.microsoft.com/office/word/2010/wordprocessingCanvas" xmlns:mc="http://schemas.openxmlformats.org/markup-compatibility/2006" xmlns:o="urn:schemas-microsoft-com:office:office" xmlns:r="http://schemas.openxmlformats.org/officeDocument/2006/relationships" xmlns:m="http://schemas.openxmlformats.org/officeDocument/2006/math" xmlns:v="urn:schemas-microsoft-com:vml" xmlns:wp14="http://schemas.microsoft.com/office/word/2010/wordprocessingDrawing" xmlns:wp="http://schemas.openxmlformats.org/drawingml/2006/wordprocessingDrawing" xmlns:w10="urn:schemas-microsoft-com:office:word" xmlns:w="http://schemas.openxmlformats.org/wordprocessingml/2006/main" xmlns:w14="http://schemas.microsoft.com/office/word/2010/wordml" xmlns:w15="http://schemas.microsoft.com/office/word/2012/wordml" xmlns:wpg="http://schemas.microsoft.com/office/word/2010/wordprocessingGroup" xmlns:wpi="http://schemas.microsoft.com/office/word/2010/wordprocessingInk" xmlns:wne="http://schemas.microsoft.com/office/word/2006/wordml" xmlns:wps="http://schemas.microsoft.com/office/word/2010/wordprocessingShape">
+  <w:p>
+    <w:pPr>
+      <w:jc w:val="right"/>
+    </w:pPr>
+    <w:r>
+      <w:rPr>
+        <w:color w:val="6B635A"/>
+        <w:sz w:val="16"/>
+        <w:szCs w:val="16"/>
+      </w:rPr>
+      <w:t xml:space="preserve">Ayomide Abilewa · </w:t>
+    </w:r>
+    <w:r>
+      <w:rPr>
+        <w:color w:val="6B635A"/>
+        <w:sz w:val="16"/>
+        <w:szCs w:val="16"/>
+      </w:rPr>
+      <w:fldChar w:fldCharType="begin"/>
+      <w:instrText xml:space="preserve">PAGE</w:instrText>
+      <w:fldChar w:fldCharType="separate"/>
+      <w:fldChar w:fldCharType="end"/>
+    </w:r>
+    <w:r>
+      <w:rPr>
+        <w:color w:val="6B635A"/>
+        <w:sz w:val="16"/>
+        <w:szCs w:val="16"/>
+      </w:rPr>
+      <w:t xml:space="preserve"> of </w:t>
+    </w:r>
+    <w:r>
+      <w:rPr>
+        <w:color w:val="6B635A"/>
+        <w:sz w:val="16"/>
+        <w:szCs w:val="16"/>
+      </w:rPr>
+      <w:fldChar w:fldCharType="begin"/>
+      <w:instrText xml:space="preserve">NUMPAGES</w:instrText>
+      <w:fldChar w:fldCharType="separate"/>
+      <w:fldChar w:fldCharType="end"/>
+    </w:r>
+  </w:p>
+</w:ftr>
 </file>
 
 <file path=word/footnotes.xml><?xml version="1.0" encoding="utf-8"?>
@@ -1178,6 +1269,11 @@
       <w:pPr>
         <w:ind w:left="220" w:hanging="220"/>
       </w:pPr>
+      <w:rPr>
+        <w:color w:val="6E9CAA"/>
+        <w:sz w:val="19"/>
+        <w:szCs w:val="19"/>
+      </w:rPr>
     </w:lvl>
   </w:abstractNum>
   <w:num w:numId="1">
@@ -1238,7 +1334,7 @@
       <w:rFonts w:ascii="Calibri" w:cs="Calibri" w:eastAsia="Calibri" w:hAnsi="Calibri"/>
       <w:b/>
       <w:bCs/>
-      <w:color w:val="191614"/>
+      <w:color w:val="1E5A6B"/>
     </w:rPr>
   </w:style>
   <w:style w:type="paragraph" w:styleId="Heading3">

--- a/public/cv/Ayomide-Abilewa-Research-CV.docx
+++ b/public/cv/Ayomide-Abilewa-Research-CV.docx
@@ -854,62 +854,112 @@
     </w:p>
     <w:p>
       <w:pPr>
-        <w:spacing w:after="40" w:line="300"/>
-      </w:pPr>
-      <w:r>
-        <w:rPr>
-          <w:sz w:val="19"/>
-          <w:szCs w:val="19"/>
-        </w:rPr>
-        <w:t xml:space="preserve">Programming: Python, C/C++, MATLAB, JavaScript, Verilog/HDL, Bash</w:t>
-      </w:r>
-    </w:p>
-    <w:p>
-      <w:pPr>
-        <w:spacing w:after="40" w:line="300"/>
-      </w:pPr>
-      <w:r>
-        <w:rPr>
-          <w:sz w:val="19"/>
-          <w:szCs w:val="19"/>
-        </w:rPr>
-        <w:t xml:space="preserve">Embedded and Hardware: Arduino, ESP32, STM32, Raspberry Pi, FPGA, I2C / SPI / UART, Sensor integration</w:t>
-      </w:r>
-    </w:p>
-    <w:p>
-      <w:pPr>
-        <w:spacing w:after="40" w:line="300"/>
-      </w:pPr>
-      <w:r>
-        <w:rPr>
-          <w:sz w:val="19"/>
-          <w:szCs w:val="19"/>
-        </w:rPr>
-        <w:t xml:space="preserve">AI and Machine Learning: YOLOv8/v11, OpenCV, TensorFlow (fundamentals), PyTorch (fundamentals), Weighted Boxes Fusion</w:t>
-      </w:r>
-    </w:p>
-    <w:p>
-      <w:pPr>
-        <w:spacing w:after="40" w:line="300"/>
-      </w:pPr>
-      <w:r>
-        <w:rPr>
-          <w:sz w:val="19"/>
-          <w:szCs w:val="19"/>
-        </w:rPr>
-        <w:t xml:space="preserve">Instrumentation and Control: P&amp;ID interpretation, PID control loops, Pneumatic systems, I/P converters, 4–20 mA and 3–15 PSI standards</w:t>
-      </w:r>
-    </w:p>
-    <w:p>
-      <w:pPr>
-        <w:spacing w:after="40" w:line="300"/>
-      </w:pPr>
-      <w:r>
-        <w:rPr>
-          <w:sz w:val="19"/>
-          <w:szCs w:val="19"/>
-        </w:rPr>
-        <w:t xml:space="preserve">Tools: VS Code, Git/GitHub, MATLAB/Simulink, KiCad, Flask, React/TypeScript, PostgreSQL, Blynk IoT</w:t>
+        <w:spacing w:before="40" w:after="0" w:line="300"/>
+        <w:ind w:left="260" w:hanging="260"/>
+      </w:pPr>
+      <w:r>
+        <w:rPr>
+          <w:b/>
+          <w:bCs/>
+          <w:sz w:val="19"/>
+          <w:szCs w:val="19"/>
+        </w:rPr>
+        <w:t xml:space="preserve">Programming: </w:t>
+      </w:r>
+      <w:r>
+        <w:rPr>
+          <w:sz w:val="19"/>
+          <w:szCs w:val="19"/>
+        </w:rPr>
+        <w:t xml:space="preserve">Python, C/C++, MATLAB, JavaScript, Verilog/HDL, Bash</w:t>
+      </w:r>
+    </w:p>
+    <w:p>
+      <w:pPr>
+        <w:spacing w:before="40" w:after="0" w:line="300"/>
+        <w:ind w:left="260" w:hanging="260"/>
+      </w:pPr>
+      <w:r>
+        <w:rPr>
+          <w:b/>
+          <w:bCs/>
+          <w:sz w:val="19"/>
+          <w:szCs w:val="19"/>
+        </w:rPr>
+        <w:t xml:space="preserve">Embedded and Hardware: </w:t>
+      </w:r>
+      <w:r>
+        <w:rPr>
+          <w:sz w:val="19"/>
+          <w:szCs w:val="19"/>
+        </w:rPr>
+        <w:t xml:space="preserve">Arduino, ESP32, STM32, Raspberry Pi, FPGA, I2C / SPI / UART, Sensor integration</w:t>
+      </w:r>
+    </w:p>
+    <w:p>
+      <w:pPr>
+        <w:spacing w:before="40" w:after="0" w:line="300"/>
+        <w:ind w:left="260" w:hanging="260"/>
+      </w:pPr>
+      <w:r>
+        <w:rPr>
+          <w:b/>
+          <w:bCs/>
+          <w:sz w:val="19"/>
+          <w:szCs w:val="19"/>
+        </w:rPr>
+        <w:t xml:space="preserve">AI and Machine Learning: </w:t>
+      </w:r>
+      <w:r>
+        <w:rPr>
+          <w:sz w:val="19"/>
+          <w:szCs w:val="19"/>
+        </w:rPr>
+        <w:t xml:space="preserve">YOLOv8/v11, OpenCV, TensorFlow (fundamentals), PyTorch (fundamentals), Weighted Boxes Fusion</w:t>
+      </w:r>
+    </w:p>
+    <w:p>
+      <w:pPr>
+        <w:spacing w:before="40" w:after="0" w:line="300"/>
+        <w:ind w:left="260" w:hanging="260"/>
+      </w:pPr>
+      <w:r>
+        <w:rPr>
+          <w:b/>
+          <w:bCs/>
+          <w:sz w:val="19"/>
+          <w:szCs w:val="19"/>
+        </w:rPr>
+        <w:t xml:space="preserve">Instrumentation and Control: </w:t>
+      </w:r>
+      <w:r>
+        <w:rPr>
+          <w:sz w:val="19"/>
+          <w:szCs w:val="19"/>
+        </w:rPr>
+        <w:t xml:space="preserve">P&amp;ID interpretation, PID control loops, Pneumatic systems, I/P converters, 4–20 mA and 3–15 PSI standards</w:t>
+      </w:r>
+    </w:p>
+    <w:p>
+      <w:pPr>
+        <w:spacing w:before="40" w:after="0" w:line="300"/>
+        <w:ind w:left="260" w:hanging="260"/>
+      </w:pPr>
+      <w:r>
+        <w:rPr>
+          <w:b/>
+          <w:bCs/>
+          <w:sz w:val="19"/>
+          <w:szCs w:val="19"/>
+        </w:rPr>
+        <w:t xml:space="preserve">Tools: </w:t>
+      </w:r>
+      <w:r>
+        <w:rPr>
+          <w:sz w:val="19"/>
+          <w:szCs w:val="19"/>
+        </w:rPr>
+        <w:t xml:space="preserve">VS Code, Git/GitHub, MATLAB/Simulink, KiCad, Flask, React/TypeScript, PostgreSQL, Blynk IoT</w:t>
       </w:r>
     </w:p>
     <w:p>
